--- a/Dokumentation-AgileXLimo-EIABtsystems.docx
+++ b/Dokumentation-AgileXLimo-EIABtsystems.docx
@@ -16,25 +16,7 @@
           <w:bCs/>
           <w:u w:val="single"/>
         </w:rPr>
-        <w:t xml:space="preserve">Dokumentation </w:t>
-      </w:r>
-      <w:proofErr w:type="spellStart"/>
-      <w:r>
-        <w:rPr>
-          <w:b/>
-          <w:bCs/>
-          <w:u w:val="single"/>
-        </w:rPr>
-        <w:t>AgileX</w:t>
-      </w:r>
-      <w:proofErr w:type="spellEnd"/>
-      <w:r>
-        <w:rPr>
-          <w:b/>
-          <w:bCs/>
-          <w:u w:val="single"/>
-        </w:rPr>
-        <w:t>-Limo</w:t>
+        <w:t>Dokumentation AgileX-Limo</w:t>
       </w:r>
     </w:p>
     <w:p>
@@ -2691,51 +2673,7 @@
           <w:sz w:val="22"/>
           <w:szCs w:val="22"/>
         </w:rPr>
-        <w:t>SLAM (</w:t>
-      </w:r>
-      <w:proofErr w:type="spellStart"/>
-      <w:r>
-        <w:rPr>
-          <w:rFonts w:asciiTheme="minorHAnsi" w:hAnsiTheme="minorHAnsi"/>
-          <w:b/>
-          <w:bCs/>
-          <w:sz w:val="22"/>
-          <w:szCs w:val="22"/>
-        </w:rPr>
-        <w:t>Simultaneous</w:t>
-      </w:r>
-      <w:proofErr w:type="spellEnd"/>
-      <w:r>
-        <w:rPr>
-          <w:rFonts w:asciiTheme="minorHAnsi" w:hAnsiTheme="minorHAnsi"/>
-          <w:b/>
-          <w:bCs/>
-          <w:sz w:val="22"/>
-          <w:szCs w:val="22"/>
-        </w:rPr>
-        <w:t xml:space="preserve"> </w:t>
-      </w:r>
-      <w:proofErr w:type="spellStart"/>
-      <w:r>
-        <w:rPr>
-          <w:rFonts w:asciiTheme="minorHAnsi" w:hAnsiTheme="minorHAnsi"/>
-          <w:b/>
-          <w:bCs/>
-          <w:sz w:val="22"/>
-          <w:szCs w:val="22"/>
-        </w:rPr>
-        <w:t>Localization</w:t>
-      </w:r>
-      <w:proofErr w:type="spellEnd"/>
-      <w:r>
-        <w:rPr>
-          <w:rFonts w:asciiTheme="minorHAnsi" w:hAnsiTheme="minorHAnsi"/>
-          <w:b/>
-          <w:bCs/>
-          <w:sz w:val="22"/>
-          <w:szCs w:val="22"/>
-        </w:rPr>
-        <w:t xml:space="preserve"> and Mapping)</w:t>
+        <w:t>SLAM (Simultaneous Localization and Mapping)</w:t>
       </w:r>
       <w:r>
         <w:rPr>
@@ -3437,21 +3375,7 @@
         <w:rPr>
           <w:rFonts w:asciiTheme="minorHAnsi" w:hAnsiTheme="minorHAnsi"/>
         </w:rPr>
-        <w:t xml:space="preserve">Beim einfachen Backup wird der gesamte Workspace-Ordner mithilfe des Befehls </w:t>
-      </w:r>
-      <w:proofErr w:type="spellStart"/>
-      <w:r>
-        <w:rPr>
-          <w:rFonts w:asciiTheme="minorHAnsi" w:hAnsiTheme="minorHAnsi"/>
-        </w:rPr>
-        <w:t>cp</w:t>
-      </w:r>
-      <w:proofErr w:type="spellEnd"/>
-      <w:r>
-        <w:rPr>
-          <w:rFonts w:asciiTheme="minorHAnsi" w:hAnsiTheme="minorHAnsi"/>
-        </w:rPr>
-        <w:t xml:space="preserve"> -r auf ein externes Medium kopiert. Alternativ kann eine Cloud-Lösung verwendet werden.</w:t>
+        <w:t>Beim einfachen Backup wird der gesamte Workspace-Ordner mithilfe des Befehls cp -r auf ein externes Medium kopiert. Alternativ kann eine Cloud-Lösung verwendet werden.</w:t>
       </w:r>
     </w:p>
     <w:p>
@@ -4123,25 +4047,7 @@
           <w:b/>
           <w:bCs/>
         </w:rPr>
-        <w:t xml:space="preserve">AMCL (Adaptive Monte Carlo </w:t>
-      </w:r>
-      <w:proofErr w:type="spellStart"/>
-      <w:r>
-        <w:rPr>
-          <w:rFonts w:asciiTheme="minorHAnsi" w:hAnsiTheme="minorHAnsi"/>
-          <w:b/>
-          <w:bCs/>
-        </w:rPr>
-        <w:t>Localization</w:t>
-      </w:r>
-      <w:proofErr w:type="spellEnd"/>
-      <w:r>
-        <w:rPr>
-          <w:rFonts w:asciiTheme="minorHAnsi" w:hAnsiTheme="minorHAnsi"/>
-          <w:b/>
-          <w:bCs/>
-        </w:rPr>
-        <w:t>)</w:t>
+        <w:t>AMCL (Adaptive Monte Carlo Localization)</w:t>
       </w:r>
       <w:r>
         <w:rPr>
@@ -4449,7 +4355,6 @@
         </w:rPr>
         <w:t xml:space="preserve"> nacheinander ab. Jeder dieser Punkte stellt einen </w:t>
       </w:r>
-      <w:proofErr w:type="spellStart"/>
       <w:r>
         <w:rPr>
           <w:rFonts w:asciiTheme="minorHAnsi" w:hAnsiTheme="minorHAnsi"/>
@@ -4458,7 +4363,6 @@
         </w:rPr>
         <w:t>Waypoint</w:t>
       </w:r>
-      <w:proofErr w:type="spellEnd"/>
       <w:r>
         <w:rPr>
           <w:rFonts w:asciiTheme="minorHAnsi" w:hAnsiTheme="minorHAnsi"/>
@@ -4822,31 +4726,18 @@
         </w:rPr>
         <w:t xml:space="preserve"> </w:t>
       </w:r>
-      <w:r>
-        <w:fldChar w:fldCharType="begin"/>
-      </w:r>
-      <w:r>
-        <w:rPr>
-          <w:lang w:val="en-US"/>
-        </w:rPr>
-        <w:instrText>HYPERLINK "https://github.com/oguzhanbaskaya16-web/ROS2-Navigation-mit-LIMO-Cobot/tree/main/limo_waypoints/limo_mycobot"</w:instrText>
-      </w:r>
-      <w:r>
-        <w:fldChar w:fldCharType="separate"/>
-      </w:r>
-      <w:r>
-        <w:rPr>
-          <w:rStyle w:val="Hyperlink"/>
-          <w:rFonts w:asciiTheme="minorHAnsi" w:hAnsiTheme="minorHAnsi"/>
-          <w:b/>
-          <w:bCs/>
-          <w:lang w:val="en-US"/>
-        </w:rPr>
-        <w:t>[CODE]</w:t>
-      </w:r>
-      <w:r>
-        <w:fldChar w:fldCharType="end"/>
-      </w:r>
+      <w:hyperlink r:id="rId15" w:history="1">
+        <w:r>
+          <w:rPr>
+            <w:rStyle w:val="Hyperlink"/>
+            <w:rFonts w:asciiTheme="minorHAnsi" w:hAnsiTheme="minorHAnsi"/>
+            <w:b/>
+            <w:bCs/>
+            <w:lang w:val="en-US"/>
+          </w:rPr>
+          <w:t>[CODE]</w:t>
+        </w:r>
+      </w:hyperlink>
     </w:p>
     <w:p>
       <w:pPr>
@@ -5007,7 +4898,7 @@
           <w:rFonts w:asciiTheme="minorHAnsi" w:hAnsiTheme="minorHAnsi"/>
         </w:rPr>
       </w:pPr>
-      <w:hyperlink r:id="rId15" w:history="1">
+      <w:hyperlink r:id="rId16" w:history="1">
         <w:r>
           <w:rPr>
             <w:rStyle w:val="Hyperlink"/>
@@ -5034,7 +4925,7 @@
         </w:rPr>
         <w:t xml:space="preserve"> </w:t>
       </w:r>
-      <w:hyperlink r:id="rId16" w:history="1">
+      <w:hyperlink r:id="rId17" w:history="1">
         <w:r>
           <w:rPr>
             <w:rStyle w:val="Hyperlink"/>
@@ -5079,7 +4970,6 @@
         </w:rPr>
         <w:t xml:space="preserve"> mit </w:t>
       </w:r>
-      <w:proofErr w:type="spellStart"/>
       <w:r>
         <w:rPr>
           <w:rFonts w:asciiTheme="minorHAnsi" w:hAnsiTheme="minorHAnsi"/>
@@ -5088,7 +4978,6 @@
         </w:rPr>
         <w:t>LabelImg</w:t>
       </w:r>
-      <w:proofErr w:type="spellEnd"/>
       <w:r>
         <w:rPr>
           <w:rFonts w:asciiTheme="minorHAnsi" w:hAnsiTheme="minorHAnsi"/>
@@ -5109,7 +4998,6 @@
         </w:rPr>
         <w:t xml:space="preserve"> ist ein zentraler Schritt, um dem Roboter das Erkennen von Objekten in seiner Umgebung zu ermöglichen. Mit </w:t>
       </w:r>
-      <w:proofErr w:type="spellStart"/>
       <w:r>
         <w:rPr>
           <w:rFonts w:asciiTheme="minorHAnsi" w:hAnsiTheme="minorHAnsi"/>
@@ -5118,7 +5006,6 @@
         </w:rPr>
         <w:t>LabelImg</w:t>
       </w:r>
-      <w:proofErr w:type="spellEnd"/>
       <w:r>
         <w:rPr>
           <w:rFonts w:asciiTheme="minorHAnsi" w:hAnsiTheme="minorHAnsi"/>
@@ -5151,49 +5038,7 @@
         <w:rPr>
           <w:rFonts w:asciiTheme="minorHAnsi" w:hAnsiTheme="minorHAnsi"/>
         </w:rPr>
-        <w:t xml:space="preserve"> (</w:t>
-      </w:r>
-      <w:proofErr w:type="spellStart"/>
-      <w:r>
-        <w:rPr>
-          <w:rFonts w:asciiTheme="minorHAnsi" w:hAnsiTheme="minorHAnsi"/>
-        </w:rPr>
-        <w:t>You</w:t>
-      </w:r>
-      <w:proofErr w:type="spellEnd"/>
-      <w:r>
-        <w:rPr>
-          <w:rFonts w:asciiTheme="minorHAnsi" w:hAnsiTheme="minorHAnsi"/>
-        </w:rPr>
-        <w:t xml:space="preserve"> </w:t>
-      </w:r>
-      <w:proofErr w:type="spellStart"/>
-      <w:r>
-        <w:rPr>
-          <w:rFonts w:asciiTheme="minorHAnsi" w:hAnsiTheme="minorHAnsi"/>
-        </w:rPr>
-        <w:t>Only</w:t>
-      </w:r>
-      <w:proofErr w:type="spellEnd"/>
-      <w:r>
-        <w:rPr>
-          <w:rFonts w:asciiTheme="minorHAnsi" w:hAnsiTheme="minorHAnsi"/>
-        </w:rPr>
-        <w:t xml:space="preserve"> Look </w:t>
-      </w:r>
-      <w:proofErr w:type="spellStart"/>
-      <w:r>
-        <w:rPr>
-          <w:rFonts w:asciiTheme="minorHAnsi" w:hAnsiTheme="minorHAnsi"/>
-        </w:rPr>
-        <w:t>Once</w:t>
-      </w:r>
-      <w:proofErr w:type="spellEnd"/>
-      <w:r>
-        <w:rPr>
-          <w:rFonts w:asciiTheme="minorHAnsi" w:hAnsiTheme="minorHAnsi"/>
-        </w:rPr>
-        <w:t>).</w:t>
+        <w:t xml:space="preserve"> (You Only Look Once).</w:t>
       </w:r>
     </w:p>
     <w:p>
@@ -5851,7 +5696,7 @@
                     <pic:cNvPicPr/>
                   </pic:nvPicPr>
                   <pic:blipFill>
-                    <a:blip r:embed="rId17">
+                    <a:blip r:embed="rId18">
                       <a:extLst>
                         <a:ext uri="{28A0092B-C50C-407E-A947-70E740481C1C}">
                           <a14:useLocalDpi xmlns:a14="http://schemas.microsoft.com/office/drawing/2010/main" val="0"/>
@@ -5910,7 +5755,6 @@
         </w:rPr>
         <w:t xml:space="preserve">Der Node </w:t>
       </w:r>
-      <w:proofErr w:type="spellStart"/>
       <w:r>
         <w:rPr>
           <w:rFonts w:asciiTheme="minorHAnsi" w:hAnsiTheme="minorHAnsi"/>
@@ -5919,7 +5763,6 @@
         </w:rPr>
         <w:t>talker_pub</w:t>
       </w:r>
-      <w:proofErr w:type="spellEnd"/>
       <w:r>
         <w:rPr>
           <w:rFonts w:asciiTheme="minorHAnsi" w:hAnsiTheme="minorHAnsi"/>
@@ -5960,18 +5803,8 @@
           <w:b/>
           <w:bCs/>
         </w:rPr>
-        <w:t>/</w:t>
-      </w:r>
-      <w:proofErr w:type="spellStart"/>
-      <w:r>
-        <w:rPr>
-          <w:rFonts w:asciiTheme="minorHAnsi" w:hAnsiTheme="minorHAnsi"/>
-          <w:b/>
-          <w:bCs/>
-        </w:rPr>
-        <w:t>chatter</w:t>
-      </w:r>
-      <w:proofErr w:type="spellEnd"/>
+        <w:t>/chatter</w:t>
+      </w:r>
       <w:r>
         <w:rPr>
           <w:rFonts w:asciiTheme="minorHAnsi" w:hAnsiTheme="minorHAnsi"/>
@@ -5993,7 +5826,6 @@
         </w:rPr>
         <w:t xml:space="preserve">Der Node </w:t>
       </w:r>
-      <w:proofErr w:type="spellStart"/>
       <w:r>
         <w:rPr>
           <w:rFonts w:asciiTheme="minorHAnsi" w:hAnsiTheme="minorHAnsi"/>
@@ -6002,7 +5834,6 @@
         </w:rPr>
         <w:t>listener</w:t>
       </w:r>
-      <w:proofErr w:type="spellEnd"/>
       <w:r>
         <w:rPr>
           <w:rFonts w:asciiTheme="minorHAnsi" w:hAnsiTheme="minorHAnsi"/>
@@ -6038,23 +5869,13 @@
         </w:rPr>
         <w:t xml:space="preserve">Die Nachrichten basieren auf dem Standard-Datentyp </w:t>
       </w:r>
-      <w:proofErr w:type="spellStart"/>
-      <w:r>
-        <w:rPr>
-          <w:rFonts w:asciiTheme="minorHAnsi" w:hAnsiTheme="minorHAnsi"/>
-          <w:b/>
-          <w:bCs/>
-        </w:rPr>
-        <w:t>std_msgs</w:t>
-      </w:r>
-      <w:proofErr w:type="spellEnd"/>
-      <w:r>
-        <w:rPr>
-          <w:rFonts w:asciiTheme="minorHAnsi" w:hAnsiTheme="minorHAnsi"/>
-          <w:b/>
-          <w:bCs/>
-        </w:rPr>
-        <w:t>/String</w:t>
+      <w:r>
+        <w:rPr>
+          <w:rFonts w:asciiTheme="minorHAnsi" w:hAnsiTheme="minorHAnsi"/>
+          <w:b/>
+          <w:bCs/>
+        </w:rPr>
+        <w:t>std_msgs/String</w:t>
       </w:r>
       <w:r>
         <w:rPr>
@@ -6133,7 +5954,7 @@
         </w:rPr>
         <w:t xml:space="preserve">Einrichtung der Umgebung ist </w:t>
       </w:r>
-      <w:hyperlink r:id="rId18" w:history="1">
+      <w:hyperlink r:id="rId19" w:history="1">
         <w:r>
           <w:rPr>
             <w:rStyle w:val="Hyperlink"/>
@@ -6498,7 +6319,7 @@
         </w:rPr>
         <w:lastRenderedPageBreak/>
         <w:drawing>
-          <wp:inline distT="0" distB="0" distL="0" distR="0" wp14:anchorId="3AAF8A18" wp14:editId="6A9F7B50">
+          <wp:inline distT="0" distB="0" distL="0" distR="0" wp14:anchorId="3AAF8A18" wp14:editId="11EEE305">
             <wp:extent cx="5760720" cy="7680960"/>
             <wp:effectExtent l="0" t="7620" r="3810" b="3810"/>
             <wp:docPr id="502719013" name="Grafik 1" descr="Ein Bild, das Text, Handschrift enthält.&#10;&#10;KI-generierte Inhalte können fehlerhaft sein."/>
@@ -6513,7 +6334,7 @@
                     <pic:cNvPicPr/>
                   </pic:nvPicPr>
                   <pic:blipFill>
-                    <a:blip r:embed="rId19" cstate="print">
+                    <a:blip r:embed="rId20" cstate="print">
                       <a:extLst>
                         <a:ext uri="{28A0092B-C50C-407E-A947-70E740481C1C}">
                           <a14:useLocalDpi xmlns:a14="http://schemas.microsoft.com/office/drawing/2010/main" val="0"/>
@@ -6950,7 +6771,7 @@
                     <pic:cNvPicPr/>
                   </pic:nvPicPr>
                   <pic:blipFill>
-                    <a:blip r:embed="rId20"/>
+                    <a:blip r:embed="rId21"/>
                     <a:stretch>
                       <a:fillRect/>
                     </a:stretch>
@@ -7652,7 +7473,6 @@
         </w:rPr>
         <w:t xml:space="preserve">5. </w:t>
       </w:r>
-      <w:proofErr w:type="spellStart"/>
       <w:r>
         <w:rPr>
           <w:b/>
@@ -7660,57 +7480,7 @@
           <w:sz w:val="28"/>
           <w:szCs w:val="28"/>
         </w:rPr>
-        <w:t>How</w:t>
-      </w:r>
-      <w:proofErr w:type="spellEnd"/>
-      <w:r>
-        <w:rPr>
-          <w:b/>
-          <w:bCs/>
-          <w:sz w:val="28"/>
-          <w:szCs w:val="28"/>
-        </w:rPr>
-        <w:t xml:space="preserve"> </w:t>
-      </w:r>
-      <w:proofErr w:type="spellStart"/>
-      <w:r>
-        <w:rPr>
-          <w:b/>
-          <w:bCs/>
-          <w:sz w:val="28"/>
-          <w:szCs w:val="28"/>
-        </w:rPr>
-        <w:t>to</w:t>
-      </w:r>
-      <w:proofErr w:type="spellEnd"/>
-      <w:r>
-        <w:rPr>
-          <w:b/>
-          <w:bCs/>
-          <w:sz w:val="28"/>
-          <w:szCs w:val="28"/>
-        </w:rPr>
-        <w:t xml:space="preserve"> </w:t>
-      </w:r>
-      <w:proofErr w:type="spellStart"/>
-      <w:r>
-        <w:rPr>
-          <w:b/>
-          <w:bCs/>
-          <w:sz w:val="28"/>
-          <w:szCs w:val="28"/>
-        </w:rPr>
-        <w:t>Get</w:t>
-      </w:r>
-      <w:proofErr w:type="spellEnd"/>
-      <w:r>
-        <w:rPr>
-          <w:b/>
-          <w:bCs/>
-          <w:sz w:val="28"/>
-          <w:szCs w:val="28"/>
-        </w:rPr>
-        <w:t xml:space="preserve"> Help &amp; Support</w:t>
+        <w:t>How to Get Help &amp; Support</w:t>
       </w:r>
     </w:p>
     <w:p>
@@ -7730,17 +7500,8 @@
           <w:b/>
           <w:bCs/>
         </w:rPr>
-        <w:t xml:space="preserve">GitHub </w:t>
-      </w:r>
-      <w:proofErr w:type="spellStart"/>
-      <w:r>
-        <w:rPr>
-          <w:b/>
-          <w:bCs/>
-        </w:rPr>
-        <w:t>Discussions</w:t>
-      </w:r>
-      <w:proofErr w:type="spellEnd"/>
+        <w:t>GitHub Discussions</w:t>
+      </w:r>
       <w:r>
         <w:rPr>
           <w:b/>
@@ -7748,7 +7509,7 @@
         </w:rPr>
         <w:t xml:space="preserve"> </w:t>
       </w:r>
-      <w:hyperlink r:id="rId21" w:history="1">
+      <w:hyperlink r:id="rId22" w:history="1">
         <w:r>
           <w:rPr>
             <w:rStyle w:val="Hyperlink"/>
@@ -7838,7 +7599,7 @@
           <w:lang w:val="en-US"/>
         </w:rPr>
       </w:pPr>
-      <w:hyperlink r:id="rId22" w:history="1">
+      <w:hyperlink r:id="rId23" w:history="1">
         <w:r>
           <w:rPr>
             <w:rStyle w:val="Hyperlink"/>
@@ -7867,461 +7628,8 @@
           <w:bCs/>
           <w:lang w:val="en-US"/>
         </w:rPr>
-        <w:t>myCobot Manipulation Codes</w:t>
-      </w:r>
-    </w:p>
-    <w:p>
-      <w:pPr>
-        <w:rPr>
-          <w:b/>
-          <w:bCs/>
-          <w:lang w:val="en-US"/>
-        </w:rPr>
-      </w:pPr>
-      <w:hyperlink r:id="rId23" w:history="1">
-        <w:r>
-          <w:rPr>
-            <w:rStyle w:val="Hyperlink"/>
-            <w:b/>
-            <w:bCs/>
-            <w:lang w:val="en-US"/>
-          </w:rPr>
-          <w:t>https://github.com/oguzhanbaskaya16-web/ROS2-Navigation-mit-LIMO-Cobot.git</w:t>
-        </w:r>
-      </w:hyperlink>
-    </w:p>
-    <w:p>
-      <w:pPr>
-        <w:rPr>
-          <w:b/>
-          <w:bCs/>
-          <w:lang w:val="en-US"/>
-        </w:rPr>
-      </w:pPr>
-      <w:r>
-        <w:rPr>
-          <w:b/>
-          <w:bCs/>
-          <w:lang w:val="en-US"/>
-        </w:rPr>
-        <w:t>Object Detection</w:t>
-      </w:r>
-      <w:r>
-        <w:rPr>
-          <w:b/>
-          <w:bCs/>
-          <w:lang w:val="en-US"/>
-        </w:rPr>
-        <w:t xml:space="preserve"> (! Alles in ROS1</w:t>
-      </w:r>
-      <w:r>
-        <w:rPr>
-          <w:b/>
-          <w:bCs/>
-          <w:lang w:val="en-US"/>
-        </w:rPr>
-        <w:t xml:space="preserve">) </w:t>
-      </w:r>
-    </w:p>
-    <w:p>
-      <w:pPr>
-        <w:pStyle w:val="Listenabsatz"/>
-        <w:numPr>
-          <w:ilvl w:val="0"/>
-          <w:numId w:val="18"/>
-        </w:numPr>
-        <w:rPr>
-          <w:b/>
-          <w:bCs/>
-          <w:lang w:val="en-US"/>
-        </w:rPr>
-      </w:pPr>
-      <w:proofErr w:type="spellStart"/>
-      <w:r>
-        <w:rPr>
-          <w:b/>
-          <w:bCs/>
-          <w:lang w:val="en-US"/>
-        </w:rPr>
-        <w:t>scp</w:t>
-      </w:r>
-      <w:proofErr w:type="spellEnd"/>
-      <w:r>
-        <w:rPr>
-          <w:b/>
-          <w:bCs/>
-          <w:lang w:val="en-US"/>
-        </w:rPr>
-        <w:t xml:space="preserve"> "D:\Users\BKU\OguzhanBaskaya\OneDrive - Deutsche Bahn\Pictures\ObjectDetection\baustein_dataset\runs\detect\train\weights\best.pt" </w:t>
-      </w:r>
-      <w:hyperlink r:id="rId24" w:history="1">
-        <w:r>
-          <w:rPr>
-            <w:rStyle w:val="Hyperlink"/>
-            <w:b/>
-            <w:bCs/>
-            <w:lang w:val="en-US"/>
-          </w:rPr>
-          <w:t>agilex@192.168.0.192:~</w:t>
-        </w:r>
-      </w:hyperlink>
-    </w:p>
-    <w:p>
-      <w:pPr>
-        <w:pStyle w:val="Listenabsatz"/>
-        <w:numPr>
-          <w:ilvl w:val="0"/>
-          <w:numId w:val="18"/>
-        </w:numPr>
-        <w:rPr>
-          <w:b/>
-          <w:bCs/>
-          <w:lang w:val="en-US"/>
-        </w:rPr>
-      </w:pPr>
-      <w:proofErr w:type="spellStart"/>
-      <w:r>
-        <w:rPr>
-          <w:b/>
-          <w:bCs/>
-          <w:lang w:val="en-US"/>
-        </w:rPr>
-        <w:t>chmod</w:t>
-      </w:r>
-      <w:proofErr w:type="spellEnd"/>
-      <w:r>
-        <w:rPr>
-          <w:b/>
-          <w:bCs/>
-          <w:lang w:val="en-US"/>
-        </w:rPr>
-        <w:t xml:space="preserve"> +x ~/yolo_limo_view.py</w:t>
-      </w:r>
-    </w:p>
-    <w:p>
-      <w:pPr>
-        <w:pStyle w:val="Listenabsatz"/>
-        <w:numPr>
-          <w:ilvl w:val="0"/>
-          <w:numId w:val="18"/>
-        </w:numPr>
-        <w:rPr>
-          <w:b/>
-          <w:bCs/>
-          <w:lang w:val="en-US"/>
-        </w:rPr>
-      </w:pPr>
-      <w:r>
-        <w:rPr>
-          <w:b/>
-          <w:bCs/>
-          <w:lang w:val="en-US"/>
-        </w:rPr>
-        <w:t xml:space="preserve">Terminal 1 </w:t>
-      </w:r>
-      <w:proofErr w:type="spellStart"/>
-      <w:r>
-        <w:rPr>
-          <w:b/>
-          <w:bCs/>
-        </w:rPr>
-        <w:t>roscore</w:t>
-      </w:r>
-      <w:proofErr w:type="spellEnd"/>
-    </w:p>
-    <w:p>
-      <w:pPr>
-        <w:pStyle w:val="Listenabsatz"/>
-        <w:numPr>
-          <w:ilvl w:val="0"/>
-          <w:numId w:val="18"/>
-        </w:numPr>
-        <w:rPr>
-          <w:b/>
-          <w:bCs/>
-          <w:lang w:val="en-US"/>
-        </w:rPr>
-      </w:pPr>
-      <w:r>
-        <w:rPr>
-          <w:b/>
-          <w:bCs/>
-        </w:rPr>
-        <w:t>Terminal 2</w:t>
-      </w:r>
-    </w:p>
-    <w:p>
-      <w:pPr>
-        <w:pStyle w:val="Listenabsatz"/>
-        <w:numPr>
-          <w:ilvl w:val="1"/>
-          <w:numId w:val="18"/>
-        </w:numPr>
-        <w:rPr>
-          <w:b/>
-          <w:bCs/>
-          <w:lang w:val="en-US"/>
-        </w:rPr>
-      </w:pPr>
-      <w:r>
-        <w:rPr>
-          <w:b/>
-          <w:bCs/>
-          <w:lang w:val="en-US"/>
-        </w:rPr>
-        <w:t>source ~/</w:t>
-      </w:r>
-      <w:proofErr w:type="spellStart"/>
-      <w:r>
-        <w:rPr>
-          <w:b/>
-          <w:bCs/>
-          <w:lang w:val="en-US"/>
-        </w:rPr>
-        <w:t>agilex_ws</w:t>
-      </w:r>
-      <w:proofErr w:type="spellEnd"/>
-      <w:r>
-        <w:rPr>
-          <w:b/>
-          <w:bCs/>
-          <w:lang w:val="en-US"/>
-        </w:rPr>
-        <w:t>/</w:t>
-      </w:r>
-      <w:proofErr w:type="spellStart"/>
-      <w:r>
-        <w:rPr>
-          <w:b/>
-          <w:bCs/>
-          <w:lang w:val="en-US"/>
-        </w:rPr>
-        <w:t>devel_isolated</w:t>
-      </w:r>
-      <w:proofErr w:type="spellEnd"/>
-      <w:r>
-        <w:rPr>
-          <w:b/>
-          <w:bCs/>
-          <w:lang w:val="en-US"/>
-        </w:rPr>
-        <w:t>/</w:t>
-      </w:r>
-      <w:proofErr w:type="spellStart"/>
-      <w:r>
-        <w:rPr>
-          <w:b/>
-          <w:bCs/>
-          <w:lang w:val="en-US"/>
-        </w:rPr>
-        <w:t>astra_camera</w:t>
-      </w:r>
-      <w:proofErr w:type="spellEnd"/>
-      <w:r>
-        <w:rPr>
-          <w:b/>
-          <w:bCs/>
-          <w:lang w:val="en-US"/>
-        </w:rPr>
-        <w:t>/</w:t>
-      </w:r>
-      <w:proofErr w:type="spellStart"/>
-      <w:r>
-        <w:rPr>
-          <w:b/>
-          <w:bCs/>
-          <w:lang w:val="en-US"/>
-        </w:rPr>
-        <w:t>setup.bash</w:t>
-      </w:r>
-      <w:proofErr w:type="spellEnd"/>
-    </w:p>
-    <w:p>
-      <w:pPr>
-        <w:pStyle w:val="Listenabsatz"/>
-        <w:numPr>
-          <w:ilvl w:val="1"/>
-          <w:numId w:val="18"/>
-        </w:numPr>
-        <w:rPr>
-          <w:b/>
-          <w:bCs/>
-          <w:lang w:val="en-US"/>
-        </w:rPr>
-      </w:pPr>
-      <w:proofErr w:type="spellStart"/>
-      <w:r>
-        <w:rPr>
-          <w:b/>
-          <w:bCs/>
-          <w:lang w:val="en-US"/>
-        </w:rPr>
-        <w:t>roslaunch</w:t>
-      </w:r>
-      <w:proofErr w:type="spellEnd"/>
-      <w:r>
-        <w:rPr>
-          <w:b/>
-          <w:bCs/>
-          <w:lang w:val="en-US"/>
-        </w:rPr>
-        <w:t xml:space="preserve"> </w:t>
-      </w:r>
-      <w:proofErr w:type="spellStart"/>
-      <w:r>
-        <w:rPr>
-          <w:b/>
-          <w:bCs/>
-          <w:lang w:val="en-US"/>
-        </w:rPr>
-        <w:t>astra_camera</w:t>
-      </w:r>
-      <w:proofErr w:type="spellEnd"/>
-      <w:r>
-        <w:rPr>
-          <w:b/>
-          <w:bCs/>
-          <w:lang w:val="en-US"/>
-        </w:rPr>
-        <w:t xml:space="preserve"> dabai_u3.launch</w:t>
-      </w:r>
-    </w:p>
-    <w:p>
-      <w:pPr>
-        <w:pStyle w:val="Listenabsatz"/>
-        <w:numPr>
-          <w:ilvl w:val="0"/>
-          <w:numId w:val="18"/>
-        </w:numPr>
-        <w:rPr>
-          <w:b/>
-          <w:bCs/>
-        </w:rPr>
-      </w:pPr>
-      <w:r>
-        <w:rPr>
-          <w:b/>
-          <w:bCs/>
-        </w:rPr>
-        <w:lastRenderedPageBreak/>
-        <w:t xml:space="preserve">Terminal 3: </w:t>
-      </w:r>
-      <w:r>
-        <w:rPr>
-          <w:b/>
-          <w:bCs/>
-        </w:rPr>
-        <w:t xml:space="preserve">python3 ~/yolo_limo_view.py </w:t>
-      </w:r>
-      <w:r>
-        <w:rPr>
-          <w:b/>
-          <w:bCs/>
-          <w:lang w:val="en-US"/>
-        </w:rPr>
-        <w:sym w:font="Wingdings" w:char="F0E0"/>
-      </w:r>
-      <w:r>
-        <w:rPr>
-          <w:b/>
-          <w:bCs/>
-        </w:rPr>
-        <w:t xml:space="preserve"> Kamera sollte sich</w:t>
-      </w:r>
-      <w:r>
-        <w:rPr>
-          <w:b/>
-          <w:bCs/>
-        </w:rPr>
-        <w:t xml:space="preserve"> öffnen / Gegenstand davor legen</w:t>
-      </w:r>
-    </w:p>
-    <w:p>
-      <w:pPr>
-        <w:pStyle w:val="Listenabsatz"/>
-        <w:numPr>
-          <w:ilvl w:val="0"/>
-          <w:numId w:val="18"/>
-        </w:numPr>
-        <w:rPr>
-          <w:b/>
-          <w:bCs/>
-        </w:rPr>
-      </w:pPr>
-      <w:r>
-        <w:rPr>
-          <w:b/>
-          <w:bCs/>
-        </w:rPr>
-        <w:t>Yolo_baustein_publisher.py</w:t>
-      </w:r>
-    </w:p>
-    <w:p>
-      <w:pPr>
-        <w:pStyle w:val="Listenabsatz"/>
-        <w:numPr>
-          <w:ilvl w:val="0"/>
-          <w:numId w:val="18"/>
-        </w:numPr>
-        <w:rPr>
-          <w:b/>
-          <w:bCs/>
-          <w:lang w:val="en-US"/>
-        </w:rPr>
-      </w:pPr>
-      <w:r>
-        <w:rPr>
-          <w:b/>
-          <w:bCs/>
-          <w:lang w:val="en-US"/>
-        </w:rPr>
-        <w:t>/</w:t>
-      </w:r>
-      <w:proofErr w:type="spellStart"/>
-      <w:r>
-        <w:rPr>
-          <w:b/>
-          <w:bCs/>
-          <w:lang w:val="en-US"/>
-        </w:rPr>
-        <w:t>baustein_detected</w:t>
-      </w:r>
-      <w:proofErr w:type="spellEnd"/>
-      <w:r>
-        <w:rPr>
-          <w:b/>
-          <w:bCs/>
-          <w:lang w:val="en-US"/>
-        </w:rPr>
-        <w:t xml:space="preserve"> true or f</w:t>
-      </w:r>
-      <w:r>
-        <w:rPr>
-          <w:b/>
-          <w:bCs/>
-          <w:lang w:val="en-US"/>
-        </w:rPr>
-        <w:t>alse</w:t>
-      </w:r>
-    </w:p>
-    <w:p>
-      <w:pPr>
-        <w:rPr>
-          <w:b/>
-          <w:bCs/>
-          <w:lang w:val="en-US"/>
-        </w:rPr>
-      </w:pPr>
-      <w:proofErr w:type="spellStart"/>
-      <w:r>
-        <w:rPr>
-          <w:b/>
-          <w:bCs/>
-          <w:lang w:val="en-US"/>
-        </w:rPr>
         <w:t>Informationen</w:t>
       </w:r>
-      <w:proofErr w:type="spellEnd"/>
     </w:p>
     <w:p>
       <w:pPr>
@@ -8336,52 +7644,14 @@
           <w:lang w:val="en-US"/>
         </w:rPr>
       </w:pPr>
-      <w:proofErr w:type="spellStart"/>
       <w:r>
         <w:rPr>
           <w:b/>
           <w:bCs/>
           <w:lang w:val="en-US"/>
         </w:rPr>
-        <w:t>NoMachine</w:t>
-      </w:r>
-      <w:proofErr w:type="spellEnd"/>
-      <w:r>
-        <w:rPr>
-          <w:b/>
-          <w:bCs/>
-          <w:lang w:val="en-US"/>
-        </w:rPr>
-        <w:t xml:space="preserve"> für </w:t>
-      </w:r>
-      <w:proofErr w:type="spellStart"/>
-      <w:r>
-        <w:rPr>
-          <w:b/>
-          <w:bCs/>
-          <w:lang w:val="en-US"/>
-        </w:rPr>
-        <w:t>optimales</w:t>
-      </w:r>
-      <w:proofErr w:type="spellEnd"/>
-      <w:r>
-        <w:rPr>
-          <w:b/>
-          <w:bCs/>
-          <w:lang w:val="en-US"/>
-        </w:rPr>
-        <w:t xml:space="preserve"> </w:t>
-      </w:r>
-      <w:proofErr w:type="spellStart"/>
-      <w:r>
-        <w:rPr>
-          <w:b/>
-          <w:bCs/>
-          <w:lang w:val="en-US"/>
-        </w:rPr>
-        <w:t>Erlebnis</w:t>
-      </w:r>
-      <w:proofErr w:type="spellEnd"/>
+        <w:t>NoMachine für optimales Erlebnis</w:t>
+      </w:r>
     </w:p>
     <w:p>
       <w:pPr>
@@ -8395,15 +7665,20 @@
           <w:bCs/>
         </w:rPr>
       </w:pPr>
-      <w:proofErr w:type="spellStart"/>
-      <w:r>
-        <w:rPr>
-          <w:b/>
-          <w:bCs/>
-        </w:rPr>
-        <w:t>ssh</w:t>
-      </w:r>
-      <w:proofErr w:type="spellEnd"/>
+      <w:r>
+        <w:rPr>
+          <w:b/>
+          <w:bCs/>
+        </w:rPr>
+        <w:t>ssh agilex@Roboter-IP für</w:t>
+      </w:r>
+      <w:r>
+        <w:rPr>
+          <w:b/>
+          <w:bCs/>
+        </w:rPr>
+        <w:t xml:space="preserve"> Arbeiten am Windows-Rechner</w:t>
+      </w:r>
       <w:r>
         <w:rPr>
           <w:b/>
@@ -8411,35 +7686,19 @@
         </w:rPr>
         <w:t xml:space="preserve"> </w:t>
       </w:r>
-      <w:proofErr w:type="spellStart"/>
-      <w:r>
-        <w:rPr>
-          <w:b/>
-          <w:bCs/>
-        </w:rPr>
-        <w:t>agilex@Roboter-IP</w:t>
-      </w:r>
-      <w:proofErr w:type="spellEnd"/>
-      <w:r>
-        <w:rPr>
-          <w:b/>
-          <w:bCs/>
-        </w:rPr>
-        <w:t xml:space="preserve"> für</w:t>
-      </w:r>
-      <w:r>
-        <w:rPr>
-          <w:b/>
-          <w:bCs/>
-        </w:rPr>
-        <w:t xml:space="preserve"> Arbeiten am Windows-Rechner</w:t>
-      </w:r>
-      <w:r>
-        <w:rPr>
-          <w:b/>
-          <w:bCs/>
-        </w:rPr>
-        <w:t xml:space="preserve"> (Manche ROS2 Befehle werden hier nicht sauber ausgeführt)</w:t>
+      <w:r>
+        <w:rPr>
+          <w:b/>
+          <w:bCs/>
+        </w:rPr>
+        <w:t xml:space="preserve">/ MobaXTerm </w:t>
+      </w:r>
+      <w:r>
+        <w:rPr>
+          <w:b/>
+          <w:bCs/>
+        </w:rPr>
+        <w:t>(Manche ROS2 Befehle werden hier nicht sauber ausgeführt)</w:t>
       </w:r>
     </w:p>
     <w:p>
@@ -8495,23 +7754,7 @@
           <w:b/>
           <w:bCs/>
         </w:rPr>
-        <w:t xml:space="preserve">Zu jedem </w:t>
-      </w:r>
-      <w:proofErr w:type="spellStart"/>
-      <w:r>
-        <w:rPr>
-          <w:b/>
-          <w:bCs/>
-        </w:rPr>
-        <w:t>Theam</w:t>
-      </w:r>
-      <w:proofErr w:type="spellEnd"/>
-      <w:r>
-        <w:rPr>
-          <w:b/>
-          <w:bCs/>
-        </w:rPr>
-        <w:t xml:space="preserve"> versuche eine </w:t>
+        <w:t xml:space="preserve">Zu jedem Theam versuche eine </w:t>
       </w:r>
       <w:r>
         <w:rPr>
@@ -8533,21 +7776,12 @@
           <w:bCs/>
         </w:rPr>
       </w:pPr>
-      <w:proofErr w:type="spellStart"/>
-      <w:r>
-        <w:rPr>
-          <w:b/>
-          <w:bCs/>
-        </w:rPr>
-        <w:t>ObjectDetection</w:t>
-      </w:r>
-      <w:proofErr w:type="spellEnd"/>
-      <w:r>
-        <w:rPr>
-          <w:b/>
-          <w:bCs/>
-        </w:rPr>
-        <w:t xml:space="preserve"> Dokumentation (YOLO) </w:t>
+      <w:r>
+        <w:rPr>
+          <w:b/>
+          <w:bCs/>
+        </w:rPr>
+        <w:t xml:space="preserve">ObjectDetection Dokumentation (YOLO) </w:t>
       </w:r>
     </w:p>
     <w:p>
@@ -8567,23 +7801,7 @@
           <w:b/>
           <w:bCs/>
         </w:rPr>
-        <w:t xml:space="preserve">Winke </w:t>
-      </w:r>
-      <w:proofErr w:type="spellStart"/>
-      <w:r>
-        <w:rPr>
-          <w:b/>
-          <w:bCs/>
-        </w:rPr>
-        <w:t>Winke</w:t>
-      </w:r>
-      <w:proofErr w:type="spellEnd"/>
-      <w:r>
-        <w:rPr>
-          <w:b/>
-          <w:bCs/>
-        </w:rPr>
-        <w:t xml:space="preserve"> Programm starten</w:t>
+        <w:t>Winke Winke Programm starten</w:t>
       </w:r>
       <w:r>
         <w:rPr>
@@ -8625,21 +7843,13 @@
           <w:bCs/>
         </w:rPr>
       </w:pPr>
-      <w:proofErr w:type="spellStart"/>
-      <w:r>
-        <w:rPr>
-          <w:b/>
-          <w:bCs/>
-        </w:rPr>
-        <w:t>KeyBoard</w:t>
-      </w:r>
-      <w:proofErr w:type="spellEnd"/>
-      <w:r>
-        <w:rPr>
-          <w:b/>
-          <w:bCs/>
-        </w:rPr>
-        <w:t xml:space="preserve"> zum Objekt dann Greif Vorgang automatisch</w:t>
+      <w:r>
+        <w:rPr>
+          <w:b/>
+          <w:bCs/>
+        </w:rPr>
+        <w:lastRenderedPageBreak/>
+        <w:t>KeyBoard zum Objekt dann Greif Vorgang automatisch</w:t>
       </w:r>
     </w:p>
     <w:p>
@@ -8729,7 +7939,6 @@
         </w:rPr>
         <w:t xml:space="preserve"> </w:t>
       </w:r>
-      <w:proofErr w:type="spellStart"/>
       <w:r>
         <w:rPr>
           <w:rFonts w:ascii="Consolas" w:eastAsia="Times New Roman" w:hAnsi="Consolas" w:cs="Times New Roman"/>
@@ -8742,7 +7951,6 @@
         </w:rPr>
         <w:t>limo_bringup</w:t>
       </w:r>
-      <w:proofErr w:type="spellEnd"/>
       <w:r>
         <w:rPr>
           <w:rFonts w:ascii="Consolas" w:eastAsia="Times New Roman" w:hAnsi="Consolas" w:cs="Times New Roman"/>
@@ -8789,39 +7997,7 @@
           <w:b/>
           <w:bCs/>
         </w:rPr>
-        <w:t xml:space="preserve">sem </w:t>
-      </w:r>
-      <w:proofErr w:type="spellStart"/>
-      <w:r>
-        <w:rPr>
-          <w:b/>
-          <w:bCs/>
-        </w:rPr>
-        <w:t>command</w:t>
-      </w:r>
-      <w:proofErr w:type="spellEnd"/>
-      <w:r>
-        <w:rPr>
-          <w:b/>
-          <w:bCs/>
-        </w:rPr>
-        <w:t xml:space="preserve"> automatisch oder muss man es extra in einem neuen Terminal </w:t>
-      </w:r>
-      <w:proofErr w:type="spellStart"/>
-      <w:r>
-        <w:rPr>
-          <w:b/>
-          <w:bCs/>
-        </w:rPr>
-        <w:t>executen</w:t>
-      </w:r>
-      <w:proofErr w:type="spellEnd"/>
-      <w:r>
-        <w:rPr>
-          <w:b/>
-          <w:bCs/>
-        </w:rPr>
-        <w:t>? Ergänzen in der Doku</w:t>
+        <w:t>sem command automatisch oder muss man es extra in einem neuen Terminal executen? Ergänzen in der Doku</w:t>
       </w:r>
     </w:p>
     <w:p>
@@ -8853,9 +8029,9 @@
       </w:pPr>
     </w:p>
     <w:sectPr>
-      <w:headerReference w:type="even" r:id="rId25"/>
-      <w:headerReference w:type="default" r:id="rId26"/>
-      <w:headerReference w:type="first" r:id="rId27"/>
+      <w:headerReference w:type="even" r:id="rId24"/>
+      <w:headerReference w:type="default" r:id="rId25"/>
+      <w:headerReference w:type="first" r:id="rId26"/>
       <w:pgSz w:w="11906" w:h="16838"/>
       <w:pgMar w:top="1417" w:right="1417" w:bottom="1134" w:left="1417" w:header="708" w:footer="708" w:gutter="0"/>
       <w:cols w:space="708"/>
@@ -9328,7 +8504,7 @@
         <v:path o:extrusionok="f" gradientshapeok="t" o:connecttype="rect"/>
         <o:lock v:ext="edit" aspectratio="t"/>
       </v:shapetype>
-      <v:shape id="_x0000_i1026" type="#_x0000_t75" style="width:11.25pt;height:11.25pt" o:bullet="t">
+      <v:shape id="_x0000_i1025" type="#_x0000_t75" style="width:11.25pt;height:11.25pt" o:bullet="t">
         <v:imagedata r:id="rId1" o:title="mso9171"/>
       </v:shape>
     </w:pict>
